--- a/templates_contratos/IMAGEM-E-VOZ-ALUNO-PUBLICIDADE_1.docx
+++ b/templates_contratos/IMAGEM-E-VOZ-ALUNO-PUBLICIDADE_1.docx
@@ -160,21 +160,6 @@
           <w:szCs w:val="22"/>
         </w:rPr>
         <w:t>{{responsavel1}}</w:t>
-      </w:r>
-      <w:r>
-        <w:rPr>
-          <w:sz w:val="22"/>
-          <w:szCs w:val="22"/>
-        </w:rPr>
-        <w:t xml:space="preserve">, </w:t>
-      </w:r>
-      <w:r>
-        <w:rPr>
-          <w:b/>
-          <w:sz w:val="22"/>
-          <w:szCs w:val="22"/>
-        </w:rPr>
-        <w:t>{{naturalidade_resp1}}</w:t>
       </w:r>
       <w:r>
         <w:rPr>

--- a/templates_contratos/IMAGEM-E-VOZ-ALUNO-PUBLICIDADE_1.docx
+++ b/templates_contratos/IMAGEM-E-VOZ-ALUNO-PUBLICIDADE_1.docx
@@ -220,21 +220,6 @@
           <w:szCs w:val="22"/>
         </w:rPr>
         <w:t>{{nome_aluno}}</w:t>
-      </w:r>
-      <w:r>
-        <w:rPr>
-          <w:sz w:val="22"/>
-          <w:szCs w:val="22"/>
-        </w:rPr>
-        <w:t xml:space="preserve">, </w:t>
-      </w:r>
-      <w:r>
-        <w:rPr>
-          <w:b/>
-          <w:sz w:val="22"/>
-          <w:szCs w:val="22"/>
-        </w:rPr>
-        <w:t>{{naturalidade_aluno}}</w:t>
       </w:r>
       <w:r>
         <w:rPr>
